--- a/Шаблони/Рапорт на автомобіль.docx
+++ b/Шаблони/Рапорт на автомобіль.docx
@@ -9,12 +9,12 @@
     </w:p>
     <w:p>
       <w:r>
-        <w:t>Доповідаю про автомобіль {{автомобіль_назва}}, державний номер {{автомобіль_номер}}.</w:t>
+        <w:t>Доповідаю про автомобіль {{автомобіль_1_назва}}, державний номер {{автомобіль_1_номер}}.</w:t>
       </w:r>
     </w:p>
     <w:p>
       <w:r>
-        <w:t>Технічний стан: {{автомобіль_статус}}.</w:t>
+        <w:t>Технічний стан: {{автомобіль_1_статус}}.</w:t>
       </w:r>
     </w:p>
     <w:sectPr>
